--- a/episodes/The_Dark_Rise_Episode_56.docx
+++ b/episodes/The_Dark_Rise_Episode_56.docx
@@ -112,6 +112,20 @@
     </w:p>
     <w:p>
       <w:pPr>
+        <w:spacing w:after="60" w:line="360"/>
+        <w:ind w:firstLine="360"/>
+      </w:pPr>
+      <w:r>
+        <w:rPr>
+          <w:rFonts w:ascii="Georgia" w:hAnsi="Georgia" w:cs="Georgia"/>
+          <w:sz w:val="24"/>
+          <w:szCs w:val="24"/>
+        </w:rPr>
+        <w:t xml:space="preserve">Beneath it, faint and flat, the entity's ledger voice kept its count.</w:t>
+      </w:r>
+    </w:p>
+    <w:p>
+      <w:pPr>
         <w:spacing w:after="120" w:line="360"/>
       </w:pPr>
       <w:r>
@@ -123,7 +137,7 @@
           <w:bCs/>
           <w:caps/>
         </w:rPr>
-        <w:t xml:space="preserve">PRESENCE CONTACT ACTIVE. COMMUNICATION REGISTER SHIFTING FROM SINGLE SOUNDS TOWARD SUSTAINED MEANING. VESSEL COMPREHENSION STABLE.</w:t>
+        <w:t xml:space="preserve">Presence contact active. Communication register shifting from single sounds toward sustained meaning. Vessel comprehension stable.</w:t>
       </w:r>
     </w:p>
     <w:p>
@@ -142,20 +156,7 @@
     </w:p>
     <w:p>
       <w:pPr>
-        <w:spacing w:after="0" w:line="360"/>
-      </w:pPr>
-      <w:r>
-        <w:rPr>
-          <w:rFonts w:ascii="Georgia" w:hAnsi="Georgia" w:cs="Georgia"/>
-          <w:sz w:val="24"/>
-          <w:szCs w:val="24"/>
-        </w:rPr>
-        <w:t xml:space="preserve"/>
-      </w:r>
-    </w:p>
-    <w:p>
-      <w:pPr>
-        <w:spacing w:after="60" w:line="360"/>
+        <w:spacing w:after="60" w:line="360" w:before="480"/>
         <w:ind w:firstLine="360"/>
       </w:pPr>
       <w:r>
@@ -267,20 +268,7 @@
     </w:p>
     <w:p>
       <w:pPr>
-        <w:spacing w:after="0" w:line="360"/>
-      </w:pPr>
-      <w:r>
-        <w:rPr>
-          <w:rFonts w:ascii="Georgia" w:hAnsi="Georgia" w:cs="Georgia"/>
-          <w:sz w:val="24"/>
-          <w:szCs w:val="24"/>
-        </w:rPr>
-        <w:t xml:space="preserve"/>
-      </w:r>
-    </w:p>
-    <w:p>
-      <w:pPr>
-        <w:spacing w:after="60" w:line="360"/>
+        <w:spacing w:after="60" w:line="360" w:before="480"/>
         <w:ind w:firstLine="360"/>
       </w:pPr>
       <w:r>
